--- a/werkdocument/TV4_Tabellen.docx
+++ b/werkdocument/TV4_Tabellen.docx
@@ -140,7 +140,7 @@
           <w:i w:val="0"/>
           <w:sz w:val="22"/>
         </w:rPr>
-        <w:t>1.  Links op je scherm staat de lespagina. Daar lees je wat je moet doen.</w:t>
+        <w:t>1.  Op de lespagina lees je wat je moet doen, stap voor stap.</w:t>
       </w:r>
     </w:p>
     <w:p>
@@ -182,7 +182,7 @@
           <w:i w:val="0"/>
           <w:sz w:val="22"/>
         </w:rPr>
-        <w:t>4.  Alleen DIT document lever je in via Google Classroom.</w:t>
+        <w:t>4.  Alleen DIT document lever je in.</w:t>
       </w:r>
     </w:p>
     <w:p>
@@ -1574,7 +1574,7 @@
           <w:color w:val="4D5573"/>
           <w:sz w:val="19"/>
         </w:rPr>
-        <w:t>Alleen als je al ingeleverd hebt. Klik in Classroom op Inleveren ongedaan maken. Lever daarna opnieuw in.</w:t>
+        <w:t>Alleen als je al ingeleverd hebt. Klik in de opdracht op Inleveren ongedaan maken. Lever daarna opnieuw in.</w:t>
       </w:r>
     </w:p>
     <w:p>
